--- a/docs/SQL.docx
+++ b/docs/SQL.docx
@@ -80,48 +80,20 @@
         <w:rPr>
           <w:lang w:val="en-US"/>
         </w:rPr>
-        <w:t xml:space="preserve"> </w:t>
-      </w:r>
-      <w:proofErr w:type="gramStart"/>
-      <w:r>
-        <w:rPr>
-          <w:lang w:val="en-US"/>
-        </w:rPr>
-        <w:t>VARCHAR(</w:t>
-      </w:r>
-      <w:proofErr w:type="gramEnd"/>
-      <w:r>
-        <w:rPr>
-          <w:lang w:val="en-US"/>
-        </w:rPr>
-        <w:t>100) NOT NULL,</w:t>
-      </w:r>
-    </w:p>
-    <w:p>
-      <w:pPr>
-        <w:rPr>
-          <w:lang w:val="en-US"/>
-        </w:rPr>
-      </w:pPr>
-      <w:r>
-        <w:rPr>
-          <w:lang w:val="en-US"/>
-        </w:rPr>
-        <w:t xml:space="preserve">    email </w:t>
-      </w:r>
-      <w:proofErr w:type="gramStart"/>
-      <w:r>
-        <w:rPr>
-          <w:lang w:val="en-US"/>
-        </w:rPr>
-        <w:t>VARCHAR(</w:t>
-      </w:r>
-      <w:proofErr w:type="gramEnd"/>
-      <w:r>
-        <w:rPr>
-          <w:lang w:val="en-US"/>
-        </w:rPr>
-        <w:t>100) NOT NULL UNIQUE,</w:t>
+        <w:t xml:space="preserve"> VARCHAR(100) NOT NULL,</w:t>
+      </w:r>
+    </w:p>
+    <w:p>
+      <w:pPr>
+        <w:rPr>
+          <w:lang w:val="en-US"/>
+        </w:rPr>
+      </w:pPr>
+      <w:r>
+        <w:rPr>
+          <w:lang w:val="en-US"/>
+        </w:rPr>
+        <w:t xml:space="preserve">    email VARCHAR(100) NOT NULL UNIQUE,</w:t>
       </w:r>
     </w:p>
     <w:p>
@@ -148,21 +120,7 @@
         <w:rPr>
           <w:lang w:val="en-US"/>
         </w:rPr>
-        <w:t xml:space="preserve"> </w:t>
-      </w:r>
-      <w:proofErr w:type="gramStart"/>
-      <w:r>
-        <w:rPr>
-          <w:lang w:val="en-US"/>
-        </w:rPr>
-        <w:t>VARCHAR(</w:t>
-      </w:r>
-      <w:proofErr w:type="gramEnd"/>
-      <w:r>
-        <w:rPr>
-          <w:lang w:val="en-US"/>
-        </w:rPr>
-        <w:t>255) NOT NULL,</w:t>
+        <w:t xml:space="preserve"> VARCHAR(255) NOT NULL,</w:t>
       </w:r>
     </w:p>
     <w:p>
@@ -189,75 +147,33 @@
         <w:rPr>
           <w:lang w:val="en-US"/>
         </w:rPr>
-        <w:t xml:space="preserve"> </w:t>
-      </w:r>
-      <w:proofErr w:type="gramStart"/>
-      <w:r>
-        <w:rPr>
-          <w:lang w:val="en-US"/>
-        </w:rPr>
-        <w:t>VARCHAR(</w:t>
-      </w:r>
-      <w:proofErr w:type="gramEnd"/>
-      <w:r>
-        <w:rPr>
-          <w:lang w:val="en-US"/>
-        </w:rPr>
-        <w:t>15) NOT NULL,</w:t>
-      </w:r>
-    </w:p>
-    <w:p>
-      <w:pPr>
-        <w:rPr>
-          <w:lang w:val="en-US"/>
-        </w:rPr>
-      </w:pPr>
-      <w:r>
-        <w:rPr>
-          <w:lang w:val="en-US"/>
-        </w:rPr>
-        <w:t xml:space="preserve">    morada </w:t>
-      </w:r>
-      <w:proofErr w:type="gramStart"/>
-      <w:r>
-        <w:rPr>
-          <w:lang w:val="en-US"/>
-        </w:rPr>
-        <w:t>VARCHAR(</w:t>
-      </w:r>
-      <w:proofErr w:type="gramEnd"/>
-      <w:r>
-        <w:rPr>
-          <w:lang w:val="en-US"/>
-        </w:rPr>
-        <w:t>100) NOT NULL,</w:t>
-      </w:r>
-    </w:p>
-    <w:p>
-      <w:pPr>
-        <w:rPr>
-          <w:lang w:val="en-US"/>
-        </w:rPr>
-      </w:pPr>
-      <w:r>
-        <w:rPr>
-          <w:lang w:val="en-US"/>
-        </w:rPr>
-        <w:t xml:space="preserve">    NIF </w:t>
-      </w:r>
-      <w:proofErr w:type="gramStart"/>
-      <w:r>
-        <w:rPr>
-          <w:lang w:val="en-US"/>
-        </w:rPr>
-        <w:t>VARCHAR(</w:t>
-      </w:r>
-      <w:proofErr w:type="gramEnd"/>
-      <w:r>
-        <w:rPr>
-          <w:lang w:val="en-US"/>
-        </w:rPr>
-        <w:t>9) NOT NULL UNIQUE</w:t>
+        <w:t xml:space="preserve"> VARCHAR(15) NOT NULL,</w:t>
+      </w:r>
+    </w:p>
+    <w:p>
+      <w:pPr>
+        <w:rPr>
+          <w:lang w:val="en-US"/>
+        </w:rPr>
+      </w:pPr>
+      <w:r>
+        <w:rPr>
+          <w:lang w:val="en-US"/>
+        </w:rPr>
+        <w:t xml:space="preserve">    morada VARCHAR(100) NOT NULL,</w:t>
+      </w:r>
+    </w:p>
+    <w:p>
+      <w:pPr>
+        <w:rPr>
+          <w:lang w:val="en-US"/>
+        </w:rPr>
+      </w:pPr>
+      <w:r>
+        <w:rPr>
+          <w:lang w:val="en-US"/>
+        </w:rPr>
+        <w:t xml:space="preserve">    NIF VARCHAR(9) NOT NULL UNIQUE</w:t>
       </w:r>
     </w:p>
     <w:p>
@@ -344,21 +260,7 @@
         <w:rPr>
           <w:lang w:val="en-US"/>
         </w:rPr>
-        <w:t xml:space="preserve"> </w:t>
-      </w:r>
-      <w:proofErr w:type="gramStart"/>
-      <w:r>
-        <w:rPr>
-          <w:lang w:val="en-US"/>
-        </w:rPr>
-        <w:t>VARCHAR(</w:t>
-      </w:r>
-      <w:proofErr w:type="gramEnd"/>
-      <w:r>
-        <w:rPr>
-          <w:lang w:val="en-US"/>
-        </w:rPr>
-        <w:t>32) NOT NULL,</w:t>
+        <w:t xml:space="preserve"> VARCHAR(32) NOT NULL,</w:t>
       </w:r>
     </w:p>
     <w:p>
@@ -385,21 +287,7 @@
         <w:rPr>
           <w:lang w:val="en-US"/>
         </w:rPr>
-        <w:t xml:space="preserve"> </w:t>
-      </w:r>
-      <w:proofErr w:type="gramStart"/>
-      <w:r>
-        <w:rPr>
-          <w:lang w:val="en-US"/>
-        </w:rPr>
-        <w:t>VARCHAR(</w:t>
-      </w:r>
-      <w:proofErr w:type="gramEnd"/>
-      <w:r>
-        <w:rPr>
-          <w:lang w:val="en-US"/>
-        </w:rPr>
-        <w:t>12) NOT NULL,</w:t>
+        <w:t xml:space="preserve"> VARCHAR(12) NOT NULL,</w:t>
       </w:r>
     </w:p>
     <w:p>
@@ -606,14 +494,9 @@
       </w:r>
       <w:proofErr w:type="spellStart"/>
       <w:r>
-        <w:t>data_</w:t>
-      </w:r>
-      <w:proofErr w:type="gramStart"/>
-      <w:r>
-        <w:t>inicio</w:t>
-      </w:r>
-      <w:proofErr w:type="spellEnd"/>
-      <w:proofErr w:type="gramEnd"/>
+        <w:t>data_inicio</w:t>
+      </w:r>
+      <w:proofErr w:type="spellEnd"/>
       <w:r>
         <w:t xml:space="preserve"> DATETIME NOT NULL,</w:t>
       </w:r>
@@ -633,15 +516,7 @@
     </w:p>
     <w:p>
       <w:r>
-        <w:t xml:space="preserve">    estado </w:t>
-      </w:r>
-      <w:proofErr w:type="gramStart"/>
-      <w:r>
-        <w:t>VARCHAR(</w:t>
-      </w:r>
-      <w:proofErr w:type="gramEnd"/>
-      <w:r>
-        <w:t>12) DEFAULT 'ativa',</w:t>
+        <w:t xml:space="preserve">    estado VARCHAR(12) DEFAULT 'ativa',</w:t>
       </w:r>
     </w:p>
     <w:p>
@@ -701,14 +576,9 @@
       </w:r>
       <w:proofErr w:type="spellStart"/>
       <w:r>
-        <w:t>data_</w:t>
-      </w:r>
-      <w:proofErr w:type="gramStart"/>
-      <w:r>
-        <w:t>inicio</w:t>
-      </w:r>
-      <w:proofErr w:type="spellEnd"/>
-      <w:proofErr w:type="gramEnd"/>
+        <w:t>data_inicio</w:t>
+      </w:r>
+      <w:proofErr w:type="spellEnd"/>
       <w:r>
         <w:t>)</w:t>
       </w:r>
@@ -978,7 +848,7 @@
       </w:r>
       <w:proofErr w:type="spellStart"/>
       <w:r>
-        <w:t>e_id_equipamento</w:t>
+        <w:t>id_equipamento</w:t>
       </w:r>
       <w:proofErr w:type="spellEnd"/>
       <w:r>
@@ -991,14 +861,9 @@
       </w:r>
       <w:proofErr w:type="spellStart"/>
       <w:r>
-        <w:t>data_</w:t>
-      </w:r>
-      <w:proofErr w:type="gramStart"/>
-      <w:r>
-        <w:t>inicio</w:t>
-      </w:r>
-      <w:proofErr w:type="spellEnd"/>
-      <w:proofErr w:type="gramEnd"/>
+        <w:t>data_inicio</w:t>
+      </w:r>
+      <w:proofErr w:type="spellEnd"/>
       <w:r>
         <w:t xml:space="preserve"> DATETIME NOT NULL,</w:t>
       </w:r>
@@ -1018,15 +883,7 @@
     </w:p>
     <w:p>
       <w:r>
-        <w:t xml:space="preserve">    estado </w:t>
-      </w:r>
-      <w:proofErr w:type="gramStart"/>
-      <w:r>
-        <w:t>VARCHAR(</w:t>
-      </w:r>
-      <w:proofErr w:type="gramEnd"/>
-      <w:r>
-        <w:t>12) DEFAULT 'ativa',</w:t>
+        <w:t xml:space="preserve">    estado VARCHAR(12) DEFAULT 'ativa',</w:t>
       </w:r>
     </w:p>
     <w:p>
@@ -1056,7 +913,7 @@
       </w:r>
       <w:proofErr w:type="spellStart"/>
       <w:r>
-        <w:t>e_id_equipamento</w:t>
+        <w:t>id_equipamento</w:t>
       </w:r>
       <w:proofErr w:type="spellEnd"/>
       <w:r>
@@ -1064,7 +921,7 @@
       </w:r>
       <w:proofErr w:type="spellStart"/>
       <w:r>
-        <w:t>e_id_equipamento</w:t>
+        <w:t>id_equipamento</w:t>
       </w:r>
       <w:proofErr w:type="spellEnd"/>
       <w:r>
@@ -1085,14 +942,9 @@
       </w:r>
       <w:proofErr w:type="spellStart"/>
       <w:r>
-        <w:t>data_</w:t>
-      </w:r>
-      <w:proofErr w:type="gramStart"/>
-      <w:r>
-        <w:t>inicio</w:t>
-      </w:r>
-      <w:proofErr w:type="spellEnd"/>
-      <w:proofErr w:type="gramEnd"/>
+        <w:t>data_inicio</w:t>
+      </w:r>
+      <w:proofErr w:type="spellEnd"/>
       <w:r>
         <w:t>)</w:t>
       </w:r>
@@ -1239,6 +1091,27 @@
       <w:proofErr w:type="spellEnd"/>
       <w:r>
         <w:t xml:space="preserve"> DATETIME DEFAULT CURRENT_TIMESTAMP,</w:t>
+      </w:r>
+    </w:p>
+    <w:p>
+      <w:r>
+        <w:t xml:space="preserve">    FOREIGN KEY (</w:t>
+      </w:r>
+      <w:proofErr w:type="spellStart"/>
+      <w:r>
+        <w:t>u_id_utilizador</w:t>
+      </w:r>
+      <w:proofErr w:type="spellEnd"/>
+      <w:r>
+        <w:t>) REFERENCES utilizador(</w:t>
+      </w:r>
+      <w:proofErr w:type="spellStart"/>
+      <w:r>
+        <w:t>id_utilizador</w:t>
+      </w:r>
+      <w:proofErr w:type="spellEnd"/>
+      <w:r>
+        <w:t>),</w:t>
       </w:r>
     </w:p>
     <w:p>
@@ -1248,10 +1121,265 @@
       </w:r>
       <w:proofErr w:type="spellStart"/>
       <w:r>
+        <w:t>s_id_sala</w:t>
+      </w:r>
+      <w:proofErr w:type="spellEnd"/>
+      <w:r>
+        <w:t>) REFERENCES sala(</w:t>
+      </w:r>
+      <w:proofErr w:type="spellStart"/>
+      <w:r>
+        <w:t>id_sala</w:t>
+      </w:r>
+      <w:proofErr w:type="spellEnd"/>
+      <w:r>
+        <w:t>)</w:t>
+      </w:r>
+    </w:p>
+    <w:p>
+      <w:r>
+        <w:t>);</w:t>
+      </w:r>
+    </w:p>
+    <w:p/>
+    <w:p>
+      <w:r>
+        <w:t>CREATE TABLE mobilidade (</w:t>
+      </w:r>
+    </w:p>
+    <w:p>
+      <w:r>
+        <w:t xml:space="preserve">    </w:t>
+      </w:r>
+      <w:proofErr w:type="spellStart"/>
+      <w:r>
+        <w:t>id_mobilidade</w:t>
+      </w:r>
+      <w:proofErr w:type="spellEnd"/>
+      <w:r>
+        <w:t xml:space="preserve"> INT PRIMARY KEY AUTO_INCREMENT,</w:t>
+      </w:r>
+    </w:p>
+    <w:p>
+      <w:r>
+        <w:t xml:space="preserve">    </w:t>
+      </w:r>
+      <w:proofErr w:type="spellStart"/>
+      <w:r>
+        <w:t>tipo_mobilidade</w:t>
+      </w:r>
+      <w:proofErr w:type="spellEnd"/>
+      <w:r>
+        <w:t xml:space="preserve"> VARCHAR(12) NOT NULL,</w:t>
+      </w:r>
+    </w:p>
+    <w:p>
+      <w:pPr>
+        <w:rPr>
+          <w:lang w:val="en-US"/>
+        </w:rPr>
+      </w:pPr>
+      <w:r>
+        <w:t xml:space="preserve">    </w:t>
+      </w:r>
+      <w:proofErr w:type="spellStart"/>
+      <w:r>
+        <w:rPr>
+          <w:lang w:val="en-US"/>
+        </w:rPr>
+        <w:t>codigo</w:t>
+      </w:r>
+      <w:proofErr w:type="spellEnd"/>
+      <w:r>
+        <w:rPr>
+          <w:lang w:val="en-US"/>
+        </w:rPr>
+        <w:t xml:space="preserve"> VARCHAR(12) NOT NULL UNIQUE,</w:t>
+      </w:r>
+    </w:p>
+    <w:p>
+      <w:r>
+        <w:rPr>
+          <w:lang w:val="en-US"/>
+        </w:rPr>
+        <w:t xml:space="preserve">    </w:t>
+      </w:r>
+      <w:r>
+        <w:t>estado VARCHAR(12) DEFAULT '</w:t>
+      </w:r>
+      <w:proofErr w:type="spellStart"/>
+      <w:r>
+        <w:t>disponivel</w:t>
+      </w:r>
+      <w:proofErr w:type="spellEnd"/>
+      <w:r>
+        <w:t>',</w:t>
+      </w:r>
+    </w:p>
+    <w:p>
+      <w:r>
+        <w:t xml:space="preserve">    zona VARCHAR(32)</w:t>
+      </w:r>
+    </w:p>
+    <w:p>
+      <w:pPr>
+        <w:rPr>
+          <w:lang w:val="en-US"/>
+        </w:rPr>
+      </w:pPr>
+      <w:r>
+        <w:rPr>
+          <w:lang w:val="en-US"/>
+        </w:rPr>
+        <w:t>);</w:t>
+      </w:r>
+    </w:p>
+    <w:p>
+      <w:pPr>
+        <w:rPr>
+          <w:lang w:val="en-US"/>
+        </w:rPr>
+      </w:pPr>
+    </w:p>
+    <w:p>
+      <w:pPr>
+        <w:rPr>
+          <w:lang w:val="en-US"/>
+        </w:rPr>
+      </w:pPr>
+      <w:r>
+        <w:rPr>
+          <w:lang w:val="en-US"/>
+        </w:rPr>
+        <w:t xml:space="preserve">CREATE TABLE </w:t>
+      </w:r>
+      <w:proofErr w:type="spellStart"/>
+      <w:r>
+        <w:rPr>
+          <w:lang w:val="en-US"/>
+        </w:rPr>
+        <w:t>reserva_mobilidade</w:t>
+      </w:r>
+      <w:proofErr w:type="spellEnd"/>
+      <w:r>
+        <w:rPr>
+          <w:lang w:val="en-US"/>
+        </w:rPr>
+        <w:t xml:space="preserve"> (</w:t>
+      </w:r>
+    </w:p>
+    <w:p>
+      <w:pPr>
+        <w:rPr>
+          <w:lang w:val="en-US"/>
+        </w:rPr>
+      </w:pPr>
+      <w:r>
+        <w:rPr>
+          <w:lang w:val="en-US"/>
+        </w:rPr>
+        <w:t xml:space="preserve">    </w:t>
+      </w:r>
+      <w:proofErr w:type="spellStart"/>
+      <w:r>
+        <w:rPr>
+          <w:lang w:val="en-US"/>
+        </w:rPr>
+        <w:t>id_reserva_mobilidade</w:t>
+      </w:r>
+      <w:proofErr w:type="spellEnd"/>
+      <w:r>
+        <w:rPr>
+          <w:lang w:val="en-US"/>
+        </w:rPr>
+        <w:t xml:space="preserve"> INT PRIMARY KEY AUTO_INCREMENT,</w:t>
+      </w:r>
+    </w:p>
+    <w:p>
+      <w:pPr>
+        <w:rPr>
+          <w:lang w:val="en-US"/>
+        </w:rPr>
+      </w:pPr>
+      <w:r>
+        <w:rPr>
+          <w:lang w:val="en-US"/>
+        </w:rPr>
+        <w:t xml:space="preserve">    </w:t>
+      </w:r>
+      <w:proofErr w:type="spellStart"/>
+      <w:r>
+        <w:rPr>
+          <w:lang w:val="en-US"/>
+        </w:rPr>
         <w:t>u_id_utilizador</w:t>
       </w:r>
       <w:proofErr w:type="spellEnd"/>
       <w:r>
+        <w:rPr>
+          <w:lang w:val="en-US"/>
+        </w:rPr>
+        <w:t xml:space="preserve"> INT NOT NULL,</w:t>
+      </w:r>
+    </w:p>
+    <w:p>
+      <w:pPr>
+        <w:rPr>
+          <w:lang w:val="en-US"/>
+        </w:rPr>
+      </w:pPr>
+      <w:r>
+        <w:rPr>
+          <w:lang w:val="en-US"/>
+        </w:rPr>
+        <w:t xml:space="preserve">    </w:t>
+      </w:r>
+      <w:proofErr w:type="spellStart"/>
+      <w:r>
+        <w:rPr>
+          <w:lang w:val="en-US"/>
+        </w:rPr>
+        <w:t>m_id_mobilidade</w:t>
+      </w:r>
+      <w:proofErr w:type="spellEnd"/>
+      <w:r>
+        <w:rPr>
+          <w:lang w:val="en-US"/>
+        </w:rPr>
+        <w:t xml:space="preserve"> INT NOT NULL,</w:t>
+      </w:r>
+    </w:p>
+    <w:p>
+      <w:r>
+        <w:rPr>
+          <w:lang w:val="en-US"/>
+        </w:rPr>
+        <w:t xml:space="preserve">    </w:t>
+      </w:r>
+      <w:r>
+        <w:t>inicio DATETIME NOT NULL,</w:t>
+      </w:r>
+    </w:p>
+    <w:p>
+      <w:r>
+        <w:t xml:space="preserve">    fim DATETIME,</w:t>
+      </w:r>
+    </w:p>
+    <w:p>
+      <w:r>
+        <w:t xml:space="preserve">    estado VARCHAR(12) DEFAULT 'ativa',</w:t>
+      </w:r>
+    </w:p>
+    <w:p>
+      <w:r>
+        <w:t xml:space="preserve">     FOREIGN KEY (</w:t>
+      </w:r>
+      <w:proofErr w:type="spellStart"/>
+      <w:r>
+        <w:t>u_id_utilizador</w:t>
+      </w:r>
+      <w:proofErr w:type="spellEnd"/>
+      <w:r>
         <w:t>) REFERENCES utilizador(</w:t>
       </w:r>
       <w:proofErr w:type="spellStart"/>
@@ -1264,492 +1392,160 @@
       </w:r>
     </w:p>
     <w:p>
-      <w:r>
-        <w:t xml:space="preserve">    FOREIGN KEY (</w:t>
-      </w:r>
-      <w:proofErr w:type="spellStart"/>
-      <w:r>
-        <w:t>s_id_sala</w:t>
-      </w:r>
-      <w:proofErr w:type="spellEnd"/>
-      <w:r>
-        <w:t>) REFERENCES sala(</w:t>
-      </w:r>
-      <w:proofErr w:type="spellStart"/>
-      <w:r>
-        <w:t>id_sala</w:t>
-      </w:r>
-      <w:proofErr w:type="spellEnd"/>
-      <w:r>
+      <w:pPr>
+        <w:rPr>
+          <w:lang w:val="en-US"/>
+        </w:rPr>
+      </w:pPr>
+      <w:r>
+        <w:t xml:space="preserve">    </w:t>
+      </w:r>
+      <w:r>
+        <w:rPr>
+          <w:lang w:val="en-US"/>
+        </w:rPr>
+        <w:t>FOREIGN KEY (</w:t>
+      </w:r>
+      <w:proofErr w:type="spellStart"/>
+      <w:r>
+        <w:rPr>
+          <w:lang w:val="en-US"/>
+        </w:rPr>
+        <w:t>m_id_mobilidade</w:t>
+      </w:r>
+      <w:proofErr w:type="spellEnd"/>
+      <w:r>
+        <w:rPr>
+          <w:lang w:val="en-US"/>
+        </w:rPr>
+        <w:t xml:space="preserve">) REFERENCES </w:t>
+      </w:r>
+      <w:proofErr w:type="spellStart"/>
+      <w:r>
+        <w:rPr>
+          <w:lang w:val="en-US"/>
+        </w:rPr>
+        <w:t>mobilidade</w:t>
+      </w:r>
+      <w:proofErr w:type="spellEnd"/>
+      <w:r>
+        <w:rPr>
+          <w:lang w:val="en-US"/>
+        </w:rPr>
+        <w:t>(</w:t>
+      </w:r>
+      <w:proofErr w:type="spellStart"/>
+      <w:r>
+        <w:rPr>
+          <w:lang w:val="en-US"/>
+        </w:rPr>
+        <w:t>id_mobilidade</w:t>
+      </w:r>
+      <w:proofErr w:type="spellEnd"/>
+      <w:r>
+        <w:rPr>
+          <w:lang w:val="en-US"/>
+        </w:rPr>
         <w:t>)</w:t>
       </w:r>
     </w:p>
     <w:p>
-      <w:r>
+      <w:pPr>
+        <w:rPr>
+          <w:lang w:val="en-US"/>
+        </w:rPr>
+      </w:pPr>
+      <w:r>
+        <w:rPr>
+          <w:lang w:val="en-US"/>
+        </w:rPr>
         <w:t>);</w:t>
       </w:r>
     </w:p>
-    <w:p/>
-    <w:p>
-      <w:r>
-        <w:t>CREATE TABLE mobilidade (</w:t>
-      </w:r>
-    </w:p>
-    <w:p>
-      <w:r>
-        <w:t xml:space="preserve">    </w:t>
-      </w:r>
-      <w:proofErr w:type="spellStart"/>
-      <w:r>
-        <w:t>id_mobilidade</w:t>
-      </w:r>
-      <w:proofErr w:type="spellEnd"/>
-      <w:r>
+    <w:p>
+      <w:pPr>
+        <w:rPr>
+          <w:lang w:val="en-US"/>
+        </w:rPr>
+      </w:pPr>
+    </w:p>
+    <w:p>
+      <w:pPr>
+        <w:rPr>
+          <w:lang w:val="en-US"/>
+        </w:rPr>
+      </w:pPr>
+      <w:r>
+        <w:rPr>
+          <w:lang w:val="en-US"/>
+        </w:rPr>
+        <w:t>CREATE TABLE sensor (</w:t>
+      </w:r>
+    </w:p>
+    <w:p>
+      <w:pPr>
+        <w:rPr>
+          <w:lang w:val="en-US"/>
+        </w:rPr>
+      </w:pPr>
+      <w:r>
+        <w:rPr>
+          <w:lang w:val="en-US"/>
+        </w:rPr>
+        <w:t xml:space="preserve">    </w:t>
+      </w:r>
+      <w:proofErr w:type="spellStart"/>
+      <w:r>
+        <w:rPr>
+          <w:lang w:val="en-US"/>
+        </w:rPr>
+        <w:t>id_sensor</w:t>
+      </w:r>
+      <w:proofErr w:type="spellEnd"/>
+      <w:r>
+        <w:rPr>
+          <w:lang w:val="en-US"/>
+        </w:rPr>
         <w:t xml:space="preserve"> INT PRIMARY KEY AUTO_INCREMENT,</w:t>
       </w:r>
     </w:p>
     <w:p>
       <w:r>
-        <w:t xml:space="preserve">    </w:t>
-      </w:r>
-      <w:proofErr w:type="spellStart"/>
-      <w:r>
-        <w:t>tipo_mobilidade</w:t>
-      </w:r>
-      <w:proofErr w:type="spellEnd"/>
-      <w:r>
-        <w:t xml:space="preserve"> </w:t>
-      </w:r>
-      <w:proofErr w:type="gramStart"/>
-      <w:r>
-        <w:t>VARCHAR(</w:t>
-      </w:r>
-      <w:proofErr w:type="gramEnd"/>
-      <w:r>
-        <w:t>12) NOT NULL,</w:t>
-      </w:r>
-    </w:p>
-    <w:p>
-      <w:pPr>
-        <w:rPr>
-          <w:lang w:val="en-US"/>
-        </w:rPr>
-      </w:pPr>
-      <w:r>
-        <w:t xml:space="preserve">    </w:t>
-      </w:r>
-      <w:proofErr w:type="spellStart"/>
-      <w:r>
-        <w:rPr>
-          <w:lang w:val="en-US"/>
-        </w:rPr>
-        <w:t>codigo</w:t>
-      </w:r>
-      <w:proofErr w:type="spellEnd"/>
-      <w:r>
-        <w:rPr>
-          <w:lang w:val="en-US"/>
-        </w:rPr>
-        <w:t xml:space="preserve"> VARCHAR(12) NOT NULL UNIQUE,</w:t>
-      </w:r>
-    </w:p>
-    <w:p>
-      <w:r>
-        <w:rPr>
-          <w:lang w:val="en-US"/>
-        </w:rPr>
-        <w:t xml:space="preserve">    </w:t>
-      </w:r>
-      <w:r>
-        <w:t xml:space="preserve">estado </w:t>
-      </w:r>
-      <w:proofErr w:type="gramStart"/>
-      <w:r>
-        <w:t>VARCHAR(</w:t>
-      </w:r>
-      <w:proofErr w:type="gramEnd"/>
-      <w:r>
-        <w:t>12) DEFAULT '</w:t>
-      </w:r>
-      <w:proofErr w:type="spellStart"/>
-      <w:r>
-        <w:t>disponivel</w:t>
-      </w:r>
-      <w:proofErr w:type="spellEnd"/>
-      <w:r>
-        <w:t>',</w:t>
-      </w:r>
-    </w:p>
-    <w:p>
-      <w:r>
-        <w:t xml:space="preserve">    zona </w:t>
-      </w:r>
-      <w:proofErr w:type="gramStart"/>
-      <w:r>
-        <w:t>VARCHAR(</w:t>
-      </w:r>
-      <w:proofErr w:type="gramEnd"/>
-      <w:r>
-        <w:t>32)</w:t>
-      </w:r>
-    </w:p>
-    <w:p>
-      <w:pPr>
-        <w:rPr>
-          <w:lang w:val="en-US"/>
-        </w:rPr>
-      </w:pPr>
-      <w:r>
-        <w:rPr>
-          <w:lang w:val="en-US"/>
-        </w:rPr>
-        <w:t>);</w:t>
-      </w:r>
-    </w:p>
-    <w:p>
-      <w:pPr>
-        <w:rPr>
-          <w:lang w:val="en-US"/>
-        </w:rPr>
-      </w:pPr>
-    </w:p>
-    <w:p>
-      <w:pPr>
-        <w:rPr>
-          <w:lang w:val="en-US"/>
-        </w:rPr>
-      </w:pPr>
-      <w:r>
-        <w:rPr>
-          <w:lang w:val="en-US"/>
-        </w:rPr>
-        <w:t xml:space="preserve">CREATE TABLE </w:t>
-      </w:r>
-      <w:proofErr w:type="spellStart"/>
-      <w:r>
-        <w:rPr>
-          <w:lang w:val="en-US"/>
-        </w:rPr>
-        <w:t>reserva_mobilidade</w:t>
-      </w:r>
-      <w:proofErr w:type="spellEnd"/>
-      <w:r>
-        <w:rPr>
-          <w:lang w:val="en-US"/>
-        </w:rPr>
-        <w:t xml:space="preserve"> (</w:t>
-      </w:r>
-    </w:p>
-    <w:p>
-      <w:pPr>
-        <w:rPr>
-          <w:lang w:val="en-US"/>
-        </w:rPr>
-      </w:pPr>
-      <w:r>
-        <w:rPr>
-          <w:lang w:val="en-US"/>
-        </w:rPr>
-        <w:t xml:space="preserve">    </w:t>
-      </w:r>
-      <w:proofErr w:type="spellStart"/>
-      <w:r>
-        <w:rPr>
-          <w:lang w:val="en-US"/>
-        </w:rPr>
-        <w:t>id_reserva_mobilidade</w:t>
-      </w:r>
-      <w:proofErr w:type="spellEnd"/>
-      <w:r>
-        <w:rPr>
-          <w:lang w:val="en-US"/>
-        </w:rPr>
-        <w:t xml:space="preserve"> INT PRIMARY KEY AUTO_INCREMENT,</w:t>
-      </w:r>
-    </w:p>
-    <w:p>
-      <w:pPr>
-        <w:rPr>
-          <w:lang w:val="en-US"/>
-        </w:rPr>
-      </w:pPr>
-      <w:r>
-        <w:rPr>
-          <w:lang w:val="en-US"/>
-        </w:rPr>
-        <w:t xml:space="preserve">    </w:t>
-      </w:r>
-      <w:proofErr w:type="spellStart"/>
-      <w:r>
-        <w:rPr>
-          <w:lang w:val="en-US"/>
-        </w:rPr>
-        <w:t>u_id_utilizador</w:t>
-      </w:r>
-      <w:proofErr w:type="spellEnd"/>
-      <w:r>
-        <w:rPr>
-          <w:lang w:val="en-US"/>
-        </w:rPr>
-        <w:t xml:space="preserve"> INT NOT NULL,</w:t>
-      </w:r>
-    </w:p>
-    <w:p>
-      <w:pPr>
-        <w:rPr>
-          <w:lang w:val="en-US"/>
-        </w:rPr>
-      </w:pPr>
-      <w:r>
-        <w:rPr>
-          <w:lang w:val="en-US"/>
-        </w:rPr>
-        <w:t xml:space="preserve">    </w:t>
-      </w:r>
-      <w:proofErr w:type="spellStart"/>
-      <w:r>
-        <w:rPr>
-          <w:lang w:val="en-US"/>
-        </w:rPr>
-        <w:t>m_id_mobilidade</w:t>
-      </w:r>
-      <w:proofErr w:type="spellEnd"/>
-      <w:r>
-        <w:rPr>
-          <w:lang w:val="en-US"/>
-        </w:rPr>
-        <w:t xml:space="preserve"> INT NOT NULL,</w:t>
-      </w:r>
-    </w:p>
-    <w:p>
-      <w:r>
-        <w:rPr>
-          <w:lang w:val="en-US"/>
-        </w:rPr>
-        <w:t xml:space="preserve">    </w:t>
-      </w:r>
-      <w:r>
-        <w:t>inicio DATETIME NOT NULL,</w:t>
-      </w:r>
-    </w:p>
-    <w:p>
-      <w:r>
-        <w:t xml:space="preserve">    fim DATETIME,</w:t>
-      </w:r>
-    </w:p>
-    <w:p>
-      <w:r>
-        <w:t xml:space="preserve">    estado </w:t>
-      </w:r>
-      <w:proofErr w:type="gramStart"/>
-      <w:r>
-        <w:t>VARCHAR(</w:t>
-      </w:r>
-      <w:proofErr w:type="gramEnd"/>
-      <w:r>
-        <w:t>12) DEFAULT 'ativa',</w:t>
-      </w:r>
-    </w:p>
-    <w:p>
-      <w:r>
-        <w:t xml:space="preserve">     FOREIGN KEY (</w:t>
-      </w:r>
-      <w:proofErr w:type="spellStart"/>
-      <w:r>
-        <w:t>u_id_utilizador</w:t>
-      </w:r>
-      <w:proofErr w:type="spellEnd"/>
-      <w:r>
-        <w:t>) REFERENCES utilizador(</w:t>
-      </w:r>
-      <w:proofErr w:type="spellStart"/>
-      <w:r>
-        <w:t>id_utilizador</w:t>
-      </w:r>
-      <w:proofErr w:type="spellEnd"/>
-      <w:r>
-        <w:t>),</w:t>
-      </w:r>
-    </w:p>
-    <w:p>
-      <w:pPr>
-        <w:rPr>
-          <w:lang w:val="en-US"/>
-        </w:rPr>
-      </w:pPr>
-      <w:r>
-        <w:t xml:space="preserve">    </w:t>
-      </w:r>
-      <w:r>
-        <w:rPr>
-          <w:lang w:val="en-US"/>
-        </w:rPr>
-        <w:t>FOREIGN KEY (</w:t>
-      </w:r>
-      <w:proofErr w:type="spellStart"/>
-      <w:r>
-        <w:rPr>
-          <w:lang w:val="en-US"/>
-        </w:rPr>
-        <w:t>m_id_mobilidade</w:t>
-      </w:r>
-      <w:proofErr w:type="spellEnd"/>
-      <w:r>
-        <w:rPr>
-          <w:lang w:val="en-US"/>
-        </w:rPr>
-        <w:t xml:space="preserve">) REFERENCES </w:t>
-      </w:r>
-      <w:proofErr w:type="spellStart"/>
-      <w:r>
-        <w:rPr>
-          <w:lang w:val="en-US"/>
-        </w:rPr>
-        <w:t>mobilidade</w:t>
-      </w:r>
-      <w:proofErr w:type="spellEnd"/>
-      <w:r>
-        <w:rPr>
-          <w:lang w:val="en-US"/>
-        </w:rPr>
-        <w:t>(</w:t>
-      </w:r>
-      <w:proofErr w:type="spellStart"/>
-      <w:r>
-        <w:rPr>
-          <w:lang w:val="en-US"/>
-        </w:rPr>
-        <w:t>id_mobilidade</w:t>
-      </w:r>
-      <w:proofErr w:type="spellEnd"/>
-      <w:r>
-        <w:rPr>
-          <w:lang w:val="en-US"/>
-        </w:rPr>
-        <w:t>)</w:t>
-      </w:r>
-    </w:p>
-    <w:p>
-      <w:pPr>
-        <w:rPr>
-          <w:lang w:val="en-US"/>
-        </w:rPr>
-      </w:pPr>
-      <w:r>
-        <w:rPr>
-          <w:lang w:val="en-US"/>
-        </w:rPr>
-        <w:t>);</w:t>
-      </w:r>
-    </w:p>
-    <w:p>
-      <w:pPr>
-        <w:rPr>
-          <w:lang w:val="en-US"/>
-        </w:rPr>
-      </w:pPr>
-    </w:p>
-    <w:p>
-      <w:pPr>
-        <w:rPr>
-          <w:lang w:val="en-US"/>
-        </w:rPr>
-      </w:pPr>
-      <w:r>
-        <w:rPr>
-          <w:lang w:val="en-US"/>
-        </w:rPr>
-        <w:t>CREATE TABLE sensor (</w:t>
-      </w:r>
-    </w:p>
-    <w:p>
-      <w:pPr>
-        <w:rPr>
-          <w:lang w:val="en-US"/>
-        </w:rPr>
-      </w:pPr>
-      <w:r>
-        <w:rPr>
-          <w:lang w:val="en-US"/>
-        </w:rPr>
-        <w:t xml:space="preserve">    </w:t>
-      </w:r>
-      <w:proofErr w:type="spellStart"/>
-      <w:r>
-        <w:rPr>
-          <w:lang w:val="en-US"/>
-        </w:rPr>
-        <w:t>id_sensor</w:t>
-      </w:r>
-      <w:proofErr w:type="spellEnd"/>
-      <w:r>
-        <w:rPr>
-          <w:lang w:val="en-US"/>
-        </w:rPr>
-        <w:t xml:space="preserve"> INT PRIMARY KEY AUTO_INCREMENT,</w:t>
-      </w:r>
-    </w:p>
-    <w:p>
-      <w:r>
-        <w:rPr>
-          <w:lang w:val="en-US"/>
-        </w:rPr>
-        <w:t xml:space="preserve">    </w:t>
-      </w:r>
-      <w:r>
-        <w:t xml:space="preserve">tipo </w:t>
-      </w:r>
-      <w:proofErr w:type="gramStart"/>
-      <w:r>
-        <w:t>VARCHAR(</w:t>
-      </w:r>
-      <w:proofErr w:type="gramEnd"/>
-      <w:r>
-        <w:t>18) NOT NULL,</w:t>
-      </w:r>
-    </w:p>
-    <w:p>
-      <w:r>
-        <w:t xml:space="preserve">    estado </w:t>
-      </w:r>
-      <w:proofErr w:type="gramStart"/>
-      <w:r>
-        <w:t>VARCHAR(</w:t>
-      </w:r>
-      <w:proofErr w:type="gramEnd"/>
-      <w:r>
-        <w:t>10) DEFAULT 'ligado',</w:t>
-      </w:r>
-    </w:p>
-    <w:p>
-      <w:r>
-        <w:t xml:space="preserve">    unidade </w:t>
-      </w:r>
-      <w:proofErr w:type="gramStart"/>
-      <w:r>
-        <w:t>VARCHAR(</w:t>
-      </w:r>
-      <w:proofErr w:type="gramEnd"/>
-      <w:r>
-        <w:t>10),</w:t>
+        <w:rPr>
+          <w:lang w:val="en-US"/>
+        </w:rPr>
+        <w:t xml:space="preserve">    </w:t>
+      </w:r>
+      <w:r>
+        <w:t>tipo VARCHAR(18) NOT NULL,</w:t>
+      </w:r>
+    </w:p>
+    <w:p>
+      <w:r>
+        <w:t xml:space="preserve">    estado VARCHAR(10) DEFAULT 'ligado',</w:t>
+      </w:r>
+    </w:p>
+    <w:p>
+      <w:r>
+        <w:t xml:space="preserve">    unidade VARCHAR(10),</w:t>
+      </w:r>
+    </w:p>
+    <w:p>
+      <w:r>
+        <w:t xml:space="preserve">    </w:t>
+      </w:r>
+      <w:proofErr w:type="spellStart"/>
+      <w:r>
+        <w:t>id_equipamento</w:t>
+      </w:r>
+      <w:proofErr w:type="spellEnd"/>
+      <w:r>
+        <w:t xml:space="preserve"> INT NULL,</w:t>
       </w:r>
     </w:p>
     <w:p>
       <w:r>
         <w:lastRenderedPageBreak/>
-        <w:t xml:space="preserve">    </w:t>
-      </w:r>
-      <w:proofErr w:type="spellStart"/>
-      <w:r>
-        <w:t>id_equipamento</w:t>
-      </w:r>
-      <w:proofErr w:type="spellEnd"/>
-      <w:r>
-        <w:t xml:space="preserve"> INT NULL,</w:t>
-      </w:r>
-    </w:p>
-    <w:p>
-      <w:r>
         <w:t xml:space="preserve">    </w:t>
       </w:r>
       <w:proofErr w:type="spellStart"/>
